--- a/templates/half-sheet-2.docx
+++ b/templates/half-sheet-2.docx
@@ -41,7 +41,7 @@
       <w:tr>
         <w:trPr>
           <w:cantSplit/>
-          <w:trHeight w:val="7860" w:hRule="exact"/>
+          <w:trHeight w:val="7488" w:hRule="exact"/>
         </w:trPr>
         <w:tc>
           <w:tcPr>

--- a/templates/half-sheet-2.docx
+++ b/templates/half-sheet-2.docx
@@ -16,9 +16,9 @@
         </w:tblBorders>
         <w:tblLayout w:type="fixed"/>
         <w:tblCellMar>
-          <w:top w:w="576" w:type="dxa"/>
+          <w:top w:w="0" w:type="dxa"/>
           <w:left w:w="576" w:type="dxa"/>
-          <w:bottom w:w="576" w:type="dxa"/>
+          <w:bottom w:w="0" w:type="dxa"/>
           <w:right w:w="576" w:type="dxa"/>
         </w:tblCellMar>
       </w:tblPr>
@@ -33,7 +33,7 @@
         <w:tc>
           <w:tcPr>
             <w:tcW w:w="12240" w:type="dxa"/>
-            <w:vAlign w:val="top"/>
+            <w:vAlign w:val="center"/>
           </w:tcPr>
           <w:p/>
         </w:tc>
@@ -46,7 +46,7 @@
         <w:tc>
           <w:tcPr>
             <w:tcW w:w="12240" w:type="dxa"/>
-            <w:vAlign w:val="top"/>
+            <w:vAlign w:val="center"/>
           </w:tcPr>
           <w:p/>
         </w:tc>
